--- a/BERT Fine Tuning.docx
+++ b/BERT Fine Tuning.docx
@@ -43,6 +43,164 @@
         <w:jc w:val="both"/>
         <w:rPr>
           <w:rFonts w:hint="default" w:ascii="Arial" w:hAnsi="Arial" w:cs="Arial"/>
+          <w:sz w:val="24"/>
+          <w:szCs w:val="24"/>
+        </w:rPr>
+      </w:pPr>
+      <w:r>
+        <w:rPr>
+          <w:rFonts w:hint="default" w:ascii="Arial" w:hAnsi="Arial" w:cs="Arial"/>
+        </w:rPr>
+        <w:t>T</w:t>
+      </w:r>
+      <w:r>
+        <w:rPr>
+          <w:rFonts w:hint="default" w:ascii="Arial" w:hAnsi="Arial" w:cs="Arial"/>
+          <w:sz w:val="24"/>
+          <w:szCs w:val="24"/>
+        </w:rPr>
+        <w:t xml:space="preserve">he complete </w:t>
+      </w:r>
+      <w:r>
+        <w:rPr>
+          <w:rFonts w:hint="default" w:ascii="Arial" w:hAnsi="Arial" w:cs="Arial"/>
+          <w:sz w:val="24"/>
+          <w:szCs w:val="24"/>
+          <w:lang w:val="en-US"/>
+        </w:rPr>
+        <w:t xml:space="preserve">code </w:t>
+      </w:r>
+      <w:r>
+        <w:rPr>
+          <w:rFonts w:hint="default" w:ascii="Arial" w:hAnsi="Arial" w:cs="Arial"/>
+          <w:sz w:val="24"/>
+          <w:szCs w:val="24"/>
+        </w:rPr>
+        <w:t>of this project is available on GitHub.</w:t>
+      </w:r>
+    </w:p>
+    <w:p>
+      <w:pPr>
+        <w:jc w:val="both"/>
+        <w:rPr>
+          <w:rFonts w:hint="default" w:ascii="Arial" w:hAnsi="Arial" w:cs="Arial"/>
+          <w:b/>
+          <w:bCs/>
+          <w:color w:val="000000" w:themeColor="text1"/>
+          <w:sz w:val="24"/>
+          <w:szCs w:val="24"/>
+          <w14:textFill>
+            <w14:solidFill>
+              <w14:schemeClr w14:val="tx1"/>
+            </w14:solidFill>
+          </w14:textFill>
+        </w:rPr>
+      </w:pPr>
+      <w:r>
+        <w:rPr>
+          <w:rFonts w:hint="default" w:ascii="Arial" w:hAnsi="Arial" w:cs="Arial"/>
+          <w:b/>
+          <w:bCs/>
+          <w:color w:val="000000" w:themeColor="text1"/>
+          <w:sz w:val="24"/>
+          <w:szCs w:val="24"/>
+          <w14:textFill>
+            <w14:solidFill>
+              <w14:schemeClr w14:val="tx1"/>
+            </w14:solidFill>
+          </w14:textFill>
+        </w:rPr>
+        <w:fldChar w:fldCharType="begin"/>
+      </w:r>
+      <w:r>
+        <w:rPr>
+          <w:rFonts w:hint="default" w:ascii="Arial" w:hAnsi="Arial" w:cs="Arial"/>
+          <w:b/>
+          <w:bCs/>
+          <w:color w:val="000000" w:themeColor="text1"/>
+          <w:sz w:val="24"/>
+          <w:szCs w:val="24"/>
+          <w14:textFill>
+            <w14:solidFill>
+              <w14:schemeClr w14:val="tx1"/>
+            </w14:solidFill>
+          </w14:textFill>
+        </w:rPr>
+        <w:instrText xml:space="preserve"> HYPERLINK "https://github.com/MahaswetaProjects/Advancing-BERT-Fine-Tuning-Inefficiency-using-LoRA.git" </w:instrText>
+      </w:r>
+      <w:r>
+        <w:rPr>
+          <w:rFonts w:hint="default" w:ascii="Arial" w:hAnsi="Arial" w:cs="Arial"/>
+          <w:b/>
+          <w:bCs/>
+          <w:color w:val="000000" w:themeColor="text1"/>
+          <w:sz w:val="24"/>
+          <w:szCs w:val="24"/>
+          <w14:textFill>
+            <w14:solidFill>
+              <w14:schemeClr w14:val="tx1"/>
+            </w14:solidFill>
+          </w14:textFill>
+        </w:rPr>
+        <w:fldChar w:fldCharType="separate"/>
+      </w:r>
+      <w:r>
+        <w:rPr>
+          <w:rStyle w:val="13"/>
+          <w:rFonts w:hint="default" w:ascii="Arial" w:hAnsi="Arial" w:cs="Arial"/>
+          <w:b/>
+          <w:bCs/>
+          <w:color w:val="000000" w:themeColor="text1"/>
+          <w:sz w:val="24"/>
+          <w:szCs w:val="24"/>
+          <w14:textFill>
+            <w14:solidFill>
+              <w14:schemeClr w14:val="tx1"/>
+            </w14:solidFill>
+          </w14:textFill>
+        </w:rPr>
+        <w:t>Github Repository Link</w:t>
+      </w:r>
+      <w:r>
+        <w:rPr>
+          <w:rFonts w:hint="default" w:ascii="Arial" w:hAnsi="Arial" w:cs="Arial"/>
+          <w:b/>
+          <w:bCs/>
+          <w:color w:val="000000" w:themeColor="text1"/>
+          <w:sz w:val="24"/>
+          <w:szCs w:val="24"/>
+          <w14:textFill>
+            <w14:solidFill>
+              <w14:schemeClr w14:val="tx1"/>
+            </w14:solidFill>
+          </w14:textFill>
+        </w:rPr>
+        <w:fldChar w:fldCharType="end"/>
+      </w:r>
+    </w:p>
+    <w:p>
+      <w:pPr>
+        <w:jc w:val="both"/>
+        <w:rPr>
+          <w:rFonts w:hint="default" w:ascii="Arial" w:hAnsi="Arial" w:cs="Arial"/>
+          <w:b/>
+          <w:bCs/>
+          <w:color w:val="000000" w:themeColor="text1"/>
+          <w:sz w:val="24"/>
+          <w:szCs w:val="24"/>
+          <w14:textFill>
+            <w14:solidFill>
+              <w14:schemeClr w14:val="tx1"/>
+            </w14:solidFill>
+          </w14:textFill>
+        </w:rPr>
+      </w:pPr>
+    </w:p>
+    <w:p>
+      <w:pPr>
+        <w:jc w:val="both"/>
+        <w:rPr>
+          <w:rFonts w:hint="default" w:ascii="Arial" w:hAnsi="Arial" w:cs="Arial"/>
           <w:b/>
           <w:bCs/>
           <w:color w:val="0000FF"/>
@@ -1198,6 +1356,7 @@
     <w:p>
       <w:pPr>
         <w:numPr>
+          <w:ilvl w:val="0"/>
           <w:numId w:val="0"/>
         </w:numPr>
         <w:ind w:left="360" w:leftChars="0"/>
@@ -2231,6 +2390,7 @@
     <w:p>
       <w:pPr>
         <w:numPr>
+          <w:ilvl w:val="0"/>
           <w:numId w:val="0"/>
         </w:numPr>
         <w:ind w:left="360" w:leftChars="0"/>
@@ -2242,8 +2402,8 @@
       <w:r>
         <w:drawing>
           <wp:inline distT="0" distB="0" distL="114300" distR="114300">
-            <wp:extent cx="5730875" cy="4115435"/>
-            <wp:effectExtent l="0" t="0" r="9525" b="12065"/>
+            <wp:extent cx="5509260" cy="3956050"/>
+            <wp:effectExtent l="0" t="0" r="2540" b="6350"/>
             <wp:docPr id="2" name="Picture 2"/>
             <wp:cNvGraphicFramePr>
               <a:graphicFrameLocks xmlns:a="http://schemas.openxmlformats.org/drawingml/2006/main" noChangeAspect="1"/>
@@ -2266,7 +2426,7 @@
                   <pic:spPr>
                     <a:xfrm>
                       <a:off x="0" y="0"/>
-                      <a:ext cx="5730875" cy="4115435"/>
+                      <a:ext cx="5509260" cy="3956050"/>
                     </a:xfrm>
                     <a:prstGeom prst="rect">
                       <a:avLst/>
@@ -2304,6 +2464,7 @@
     <w:p>
       <w:pPr>
         <w:numPr>
+          <w:ilvl w:val="0"/>
           <w:numId w:val="0"/>
         </w:numPr>
         <w:ind w:left="360" w:leftChars="0"/>
@@ -2393,6 +2554,7 @@
     <w:p>
       <w:pPr>
         <w:numPr>
+          <w:ilvl w:val="0"/>
           <w:numId w:val="0"/>
         </w:numPr>
         <w:ind w:left="360" w:leftChars="0"/>
@@ -2405,11 +2567,6 @@
     <w:p>
       <w:pPr>
         <w:jc w:val="both"/>
-        <w:rPr>
-          <w:rFonts w:hint="default" w:ascii="Arial" w:hAnsi="Arial" w:cs="Arial"/>
-          <w:sz w:val="28"/>
-          <w:szCs w:val="28"/>
-        </w:rPr>
       </w:pPr>
       <w:r>
         <w:drawing>
@@ -2458,151 +2615,129 @@
     <w:p>
       <w:pPr>
         <w:jc w:val="both"/>
-        <w:rPr>
-          <w:rFonts w:hint="default" w:ascii="Arial" w:hAnsi="Arial" w:cs="Arial"/>
+      </w:pPr>
+    </w:p>
+    <w:p>
+      <w:pPr>
+        <w:jc w:val="left"/>
+        <w:rPr>
+          <w:rFonts w:hint="default"/>
           <w:b/>
           <w:bCs/>
-          <w:color w:val="0000FF"/>
-          <w:sz w:val="28"/>
-          <w:szCs w:val="28"/>
-        </w:rPr>
-      </w:pPr>
-      <w:r>
-        <w:rPr>
-          <w:rFonts w:hint="default" w:ascii="Arial" w:hAnsi="Arial" w:cs="Arial"/>
+          <w:sz w:val="24"/>
+          <w:szCs w:val="24"/>
+          <w:lang w:val="en-US"/>
+        </w:rPr>
+      </w:pPr>
+      <w:r>
+        <w:rPr>
+          <w:rFonts w:hint="default"/>
           <w:b/>
           <w:bCs/>
-          <w:color w:val="0000FF"/>
-          <w:sz w:val="28"/>
-          <w:szCs w:val="28"/>
-        </w:rPr>
-        <w:t>9. Code Repository</w:t>
-      </w:r>
-    </w:p>
-    <w:p>
-      <w:pPr>
-        <w:jc w:val="both"/>
-        <w:rPr>
-          <w:rFonts w:hint="default" w:ascii="Arial" w:hAnsi="Arial" w:cs="Arial"/>
           <w:sz w:val="24"/>
           <w:szCs w:val="24"/>
-        </w:rPr>
-      </w:pPr>
-      <w:r>
-        <w:rPr>
-          <w:rFonts w:hint="default" w:ascii="Arial" w:hAnsi="Arial" w:cs="Arial"/>
-        </w:rPr>
-        <w:t>T</w:t>
-      </w:r>
-      <w:r>
-        <w:rPr>
-          <w:rFonts w:hint="default" w:ascii="Arial" w:hAnsi="Arial" w:cs="Arial"/>
+          <w:lang w:val="en-US"/>
+        </w:rPr>
+        <w:t>Submitted By - Mahasweta Talik</w:t>
+      </w:r>
+    </w:p>
+    <w:p>
+      <w:pPr>
+        <w:jc w:val="left"/>
+        <w:rPr>
+          <w:rFonts w:hint="default"/>
+          <w:b/>
+          <w:bCs/>
           <w:sz w:val="24"/>
           <w:szCs w:val="24"/>
-        </w:rPr>
-        <w:t>he complete implementation of this project is available on GitHub.</w:t>
-      </w:r>
-    </w:p>
-    <w:p>
-      <w:pPr>
-        <w:jc w:val="both"/>
-        <w:rPr>
-          <w:rFonts w:hint="default" w:ascii="Arial" w:hAnsi="Arial" w:cs="Arial"/>
+          <w:lang w:val="en-US"/>
+        </w:rPr>
+      </w:pPr>
+      <w:r>
+        <w:rPr>
+          <w:rFonts w:hint="default"/>
           <w:b/>
           <w:bCs/>
-          <w:color w:val="000000" w:themeColor="text1"/>
           <w:sz w:val="24"/>
           <w:szCs w:val="24"/>
-          <w14:textFill>
-            <w14:solidFill>
-              <w14:schemeClr w14:val="tx1"/>
-            </w14:solidFill>
-          </w14:textFill>
-        </w:rPr>
-      </w:pPr>
-      <w:r>
-        <w:rPr>
-          <w:rFonts w:hint="default" w:ascii="Arial" w:hAnsi="Arial" w:cs="Arial"/>
+          <w:lang w:val="en-US"/>
+        </w:rPr>
+        <w:t>Roll No. - 23053218</w:t>
+      </w:r>
+      <w:bookmarkStart w:id="0" w:name="_GoBack"/>
+      <w:bookmarkEnd w:id="0"/>
+    </w:p>
+    <w:p>
+      <w:pPr>
+        <w:jc w:val="left"/>
+        <w:rPr>
+          <w:rFonts w:hint="default"/>
           <w:b/>
           <w:bCs/>
-          <w:color w:val="000000" w:themeColor="text1"/>
           <w:sz w:val="24"/>
           <w:szCs w:val="24"/>
-          <w14:textFill>
-            <w14:solidFill>
-              <w14:schemeClr w14:val="tx1"/>
-            </w14:solidFill>
-          </w14:textFill>
-        </w:rPr>
-        <w:fldChar w:fldCharType="begin"/>
-      </w:r>
-      <w:r>
-        <w:rPr>
-          <w:rFonts w:hint="default" w:ascii="Arial" w:hAnsi="Arial" w:cs="Arial"/>
+          <w:lang w:val="en-US"/>
+        </w:rPr>
+      </w:pPr>
+      <w:r>
+        <w:rPr>
+          <w:rFonts w:hint="default"/>
           <w:b/>
           <w:bCs/>
-          <w:color w:val="000000" w:themeColor="text1"/>
           <w:sz w:val="24"/>
           <w:szCs w:val="24"/>
-          <w14:textFill>
-            <w14:solidFill>
-              <w14:schemeClr w14:val="tx1"/>
-            </w14:solidFill>
-          </w14:textFill>
-        </w:rPr>
-        <w:instrText xml:space="preserve"> HYPERLINK "https://github.com/MahaswetaProjects/Advancing-BERT-Fine-Tuning-Inefficiency-using-LoRA.git" </w:instrText>
-      </w:r>
-      <w:r>
-        <w:rPr>
-          <w:rFonts w:hint="default" w:ascii="Arial" w:hAnsi="Arial" w:cs="Arial"/>
+          <w:lang w:val="en-US"/>
+        </w:rPr>
+        <w:t>Section - CSE 39</w:t>
+      </w:r>
+    </w:p>
+    <w:p>
+      <w:pPr>
+        <w:jc w:val="left"/>
+        <w:rPr>
+          <w:rFonts w:hint="default"/>
           <w:b/>
           <w:bCs/>
-          <w:color w:val="000000" w:themeColor="text1"/>
           <w:sz w:val="24"/>
           <w:szCs w:val="24"/>
-          <w14:textFill>
-            <w14:solidFill>
-              <w14:schemeClr w14:val="tx1"/>
-            </w14:solidFill>
-          </w14:textFill>
-        </w:rPr>
-        <w:fldChar w:fldCharType="separate"/>
-      </w:r>
-      <w:r>
-        <w:rPr>
-          <w:rStyle w:val="13"/>
-          <w:rFonts w:hint="default" w:ascii="Arial" w:hAnsi="Arial" w:cs="Arial"/>
+          <w:lang w:val="en-US"/>
+        </w:rPr>
+      </w:pPr>
+      <w:r>
+        <w:rPr>
+          <w:rFonts w:hint="default"/>
           <w:b/>
           <w:bCs/>
-          <w:color w:val="000000" w:themeColor="text1"/>
           <w:sz w:val="24"/>
           <w:szCs w:val="24"/>
-          <w14:textFill>
-            <w14:solidFill>
-              <w14:schemeClr w14:val="tx1"/>
-            </w14:solidFill>
-          </w14:textFill>
-        </w:rPr>
-        <w:t>Github Repository Link</w:t>
-      </w:r>
-      <w:r>
-        <w:rPr>
-          <w:rFonts w:hint="default" w:ascii="Arial" w:hAnsi="Arial" w:cs="Arial"/>
+          <w:lang w:val="en-US"/>
+        </w:rPr>
+        <w:t>Subject - NLP Assignment 2</w:t>
+      </w:r>
+    </w:p>
+    <w:p>
+      <w:pPr>
+        <w:jc w:val="left"/>
+        <w:rPr>
+          <w:rFonts w:hint="default"/>
           <w:b/>
           <w:bCs/>
-          <w:color w:val="000000" w:themeColor="text1"/>
           <w:sz w:val="24"/>
           <w:szCs w:val="24"/>
-          <w14:textFill>
-            <w14:solidFill>
-              <w14:schemeClr w14:val="tx1"/>
-            </w14:solidFill>
-          </w14:textFill>
-        </w:rPr>
-        <w:fldChar w:fldCharType="end"/>
-      </w:r>
-      <w:bookmarkStart w:id="0" w:name="_GoBack"/>
-      <w:bookmarkEnd w:id="0"/>
+          <w:lang w:val="en-US"/>
+        </w:rPr>
+      </w:pPr>
+      <w:r>
+        <w:rPr>
+          <w:rFonts w:hint="default"/>
+          <w:b/>
+          <w:bCs/>
+          <w:sz w:val="24"/>
+          <w:szCs w:val="24"/>
+          <w:lang w:val="en-US"/>
+        </w:rPr>
+        <w:t>Submission Date - 29.03.2026</w:t>
+      </w:r>
     </w:p>
     <w:sectPr>
       <w:pgSz w:w="11906" w:h="16838"/>
@@ -4589,7 +4724,7 @@
     <w:lsdException w:uiPriority="99" w:name="Body Text Indent 2"/>
     <w:lsdException w:uiPriority="99" w:name="Body Text Indent 3"/>
     <w:lsdException w:uiPriority="99" w:name="Block Text"/>
-    <w:lsdException w:uiPriority="99" w:name="Hyperlink"/>
+    <w:lsdException w:qFormat="1" w:uiPriority="99" w:name="Hyperlink"/>
     <w:lsdException w:uiPriority="99" w:name="FollowedHyperlink"/>
     <w:lsdException w:qFormat="1" w:unhideWhenUsed="0" w:uiPriority="22" w:semiHidden="0" w:name="Strong"/>
     <w:lsdException w:qFormat="1" w:unhideWhenUsed="0" w:uiPriority="20" w:semiHidden="0" w:name="Emphasis"/>
@@ -4607,7 +4742,7 @@
     <w:lsdException w:uiPriority="99" w:name="HTML Sample"/>
     <w:lsdException w:uiPriority="99" w:name="HTML Typewriter"/>
     <w:lsdException w:uiPriority="99" w:name="HTML Variable"/>
-    <w:lsdException w:uiPriority="99" w:name="Normal Table"/>
+    <w:lsdException w:qFormat="1" w:uiPriority="99" w:name="Normal Table"/>
     <w:lsdException w:uiPriority="99" w:name="annotation subject"/>
     <w:lsdException w:uiPriority="99" w:name="Table Simple 1"/>
     <w:lsdException w:uiPriority="99" w:name="Table Simple 2"/>
@@ -4652,7 +4787,7 @@
     <w:lsdException w:uiPriority="99" w:name="Table Web 2"/>
     <w:lsdException w:uiPriority="99" w:name="Table Web 3"/>
     <w:lsdException w:uiPriority="99" w:name="Balloon Text"/>
-    <w:lsdException w:unhideWhenUsed="0" w:uiPriority="39" w:semiHidden="0" w:name="Table Grid"/>
+    <w:lsdException w:qFormat="1" w:unhideWhenUsed="0" w:uiPriority="39" w:semiHidden="0" w:name="Table Grid"/>
     <w:lsdException w:uiPriority="99" w:name="Table Theme"/>
     <w:lsdException w:unhideWhenUsed="0" w:uiPriority="60" w:semiHidden="0" w:name="Light Shading"/>
     <w:lsdException w:unhideWhenUsed="0" w:uiPriority="61" w:semiHidden="0" w:name="Light List"/>
@@ -5004,6 +5139,7 @@
     <w:name w:val="Normal Table"/>
     <w:semiHidden/>
     <w:unhideWhenUsed/>
+    <w:qFormat/>
     <w:uiPriority w:val="99"/>
     <w:tblPr>
       <w:tblCellMar>
@@ -5019,6 +5155,7 @@
     <w:basedOn w:val="11"/>
     <w:semiHidden/>
     <w:unhideWhenUsed/>
+    <w:qFormat/>
     <w:uiPriority w:val="99"/>
     <w:rPr>
       <w:color w:val="0000FF"/>
@@ -5051,6 +5188,7 @@
   <w:style w:type="table" w:styleId="15">
     <w:name w:val="Table Grid"/>
     <w:basedOn w:val="12"/>
+    <w:qFormat/>
     <w:uiPriority w:val="39"/>
     <w:pPr>
       <w:spacing w:after="0" w:line="240" w:lineRule="auto"/>
@@ -5364,6 +5502,7 @@
     <w:name w:val="Intense Quote Char"/>
     <w:basedOn w:val="11"/>
     <w:link w:val="32"/>
+    <w:qFormat/>
     <w:uiPriority w:val="30"/>
     <w:rPr>
       <w:i/>
